--- a/PEOPLE-MACHINE/LABA3/Звіт до Лабораторної 3.docx
+++ b/PEOPLE-MACHINE/LABA3/Звіт до Лабораторної 3.docx
@@ -51,7 +51,15 @@
           <w:sz w:val="32"/>
           <w:szCs w:val="32"/>
         </w:rPr>
-        <w:t>ІНСТИТУТ ІНФОРМАЦІЙНИХ ТЕХНОЛОГІЙ ТА КОМП'ЮТЕРНОЇ ІНЖЕНЕРІЇ</w:t>
+        <w:t>ФАКУЛЬТЕТ</w:t>
+      </w:r>
+      <w:r>
+        <w:rPr>
+          <w:rFonts w:ascii="Times New Roman" w:hAnsi="Times New Roman" w:cs="Times New Roman"/>
+          <w:sz w:val="32"/>
+          <w:szCs w:val="32"/>
+        </w:rPr>
+        <w:t xml:space="preserve"> ІНФОРМАЦІЙНИХ ТЕХНОЛОГІЙ ТА КОМП'ЮТЕРНОЇ ІНЖЕНЕРІЇ</w:t>
       </w:r>
     </w:p>
     <w:p>
@@ -3455,31 +3463,7 @@
           <w:lang w:eastAsia="uk-UA"/>
           <w14:ligatures w14:val="none"/>
         </w:rPr>
-        <w:t xml:space="preserve"> r </w:t>
-      </w:r>
-      <w:proofErr w:type="spellStart"/>
-      <w:r>
-        <w:rPr>
-          <w:rFonts w:ascii="Consolas" w:eastAsia="Times New Roman" w:hAnsi="Consolas" w:cs="Times New Roman"/>
-          <w:kern w:val="0"/>
-          <w:sz w:val="21"/>
-          <w:szCs w:val="21"/>
-          <w:lang w:eastAsia="uk-UA"/>
-          <w14:ligatures w14:val="none"/>
-        </w:rPr>
-        <w:t>in</w:t>
-      </w:r>
-      <w:proofErr w:type="spellEnd"/>
-      <w:r>
-        <w:rPr>
-          <w:rFonts w:ascii="Consolas" w:eastAsia="Times New Roman" w:hAnsi="Consolas" w:cs="Times New Roman"/>
-          <w:kern w:val="0"/>
-          <w:sz w:val="21"/>
-          <w:szCs w:val="21"/>
-          <w:lang w:eastAsia="uk-UA"/>
-          <w14:ligatures w14:val="none"/>
-        </w:rPr>
-        <w:t xml:space="preserve"> </w:t>
+        <w:t xml:space="preserve"> r in </w:t>
       </w:r>
       <w:proofErr w:type="spellStart"/>
       <w:r>
@@ -3697,31 +3681,7 @@
           <w:lang w:eastAsia="uk-UA"/>
           <w14:ligatures w14:val="none"/>
         </w:rPr>
-        <w:t xml:space="preserve"> </w:t>
-      </w:r>
-      <w:proofErr w:type="spellStart"/>
-      <w:r>
-        <w:rPr>
-          <w:rFonts w:ascii="Consolas" w:eastAsia="Times New Roman" w:hAnsi="Consolas" w:cs="Times New Roman"/>
-          <w:kern w:val="0"/>
-          <w:sz w:val="21"/>
-          <w:szCs w:val="21"/>
-          <w:lang w:eastAsia="uk-UA"/>
-          <w14:ligatures w14:val="none"/>
-        </w:rPr>
-        <w:t>in</w:t>
-      </w:r>
-      <w:proofErr w:type="spellEnd"/>
-      <w:r>
-        <w:rPr>
-          <w:rFonts w:ascii="Consolas" w:eastAsia="Times New Roman" w:hAnsi="Consolas" w:cs="Times New Roman"/>
-          <w:kern w:val="0"/>
-          <w:sz w:val="21"/>
-          <w:szCs w:val="21"/>
-          <w:lang w:eastAsia="uk-UA"/>
-          <w14:ligatures w14:val="none"/>
-        </w:rPr>
-        <w:t xml:space="preserve"> </w:t>
+        <w:t xml:space="preserve"> in </w:t>
       </w:r>
       <w:proofErr w:type="spellStart"/>
       <w:r>
@@ -4088,31 +4048,7 @@
           <w:lang w:eastAsia="uk-UA"/>
           <w14:ligatures w14:val="none"/>
         </w:rPr>
-        <w:t xml:space="preserve"> </w:t>
-      </w:r>
-      <w:proofErr w:type="spellStart"/>
-      <w:r>
-        <w:rPr>
-          <w:rFonts w:ascii="Consolas" w:eastAsia="Times New Roman" w:hAnsi="Consolas" w:cs="Times New Roman"/>
-          <w:kern w:val="0"/>
-          <w:sz w:val="21"/>
-          <w:szCs w:val="21"/>
-          <w:lang w:eastAsia="uk-UA"/>
-          <w14:ligatures w14:val="none"/>
-        </w:rPr>
-        <w:t>not</w:t>
-      </w:r>
-      <w:proofErr w:type="spellEnd"/>
-      <w:r>
-        <w:rPr>
-          <w:rFonts w:ascii="Consolas" w:eastAsia="Times New Roman" w:hAnsi="Consolas" w:cs="Times New Roman"/>
-          <w:kern w:val="0"/>
-          <w:sz w:val="21"/>
-          <w:szCs w:val="21"/>
-          <w:lang w:eastAsia="uk-UA"/>
-          <w14:ligatures w14:val="none"/>
-        </w:rPr>
-        <w:t xml:space="preserve"> </w:t>
+        <w:t xml:space="preserve"> not </w:t>
       </w:r>
       <w:proofErr w:type="spellStart"/>
       <w:r>
@@ -5049,31 +4985,7 @@
           <w:lang w:eastAsia="uk-UA"/>
           <w14:ligatures w14:val="none"/>
         </w:rPr>
-        <w:t xml:space="preserve"> </w:t>
-      </w:r>
-      <w:proofErr w:type="spellStart"/>
-      <w:r>
-        <w:rPr>
-          <w:rFonts w:ascii="Consolas" w:eastAsia="Times New Roman" w:hAnsi="Consolas" w:cs="Times New Roman"/>
-          <w:kern w:val="0"/>
-          <w:sz w:val="21"/>
-          <w:szCs w:val="21"/>
-          <w:lang w:eastAsia="uk-UA"/>
-          <w14:ligatures w14:val="none"/>
-        </w:rPr>
-        <w:t>day</w:t>
-      </w:r>
-      <w:proofErr w:type="spellEnd"/>
-      <w:r>
-        <w:rPr>
-          <w:rFonts w:ascii="Consolas" w:eastAsia="Times New Roman" w:hAnsi="Consolas" w:cs="Times New Roman"/>
-          <w:kern w:val="0"/>
-          <w:sz w:val="21"/>
-          <w:szCs w:val="21"/>
-          <w:lang w:eastAsia="uk-UA"/>
-          <w14:ligatures w14:val="none"/>
-        </w:rPr>
-        <w:t xml:space="preserve"> </w:t>
+        <w:t xml:space="preserve"> day </w:t>
       </w:r>
       <w:proofErr w:type="spellStart"/>
       <w:r>
@@ -6986,31 +6898,7 @@
           <w:lang w:eastAsia="uk-UA"/>
           <w14:ligatures w14:val="none"/>
         </w:rPr>
-        <w:t xml:space="preserve"> r </w:t>
-      </w:r>
-      <w:proofErr w:type="spellStart"/>
-      <w:r>
-        <w:rPr>
-          <w:rFonts w:ascii="Consolas" w:eastAsia="Times New Roman" w:hAnsi="Consolas" w:cs="Times New Roman"/>
-          <w:kern w:val="0"/>
-          <w:sz w:val="21"/>
-          <w:szCs w:val="21"/>
-          <w:lang w:eastAsia="uk-UA"/>
-          <w14:ligatures w14:val="none"/>
-        </w:rPr>
-        <w:t>in</w:t>
-      </w:r>
-      <w:proofErr w:type="spellEnd"/>
-      <w:r>
-        <w:rPr>
-          <w:rFonts w:ascii="Consolas" w:eastAsia="Times New Roman" w:hAnsi="Consolas" w:cs="Times New Roman"/>
-          <w:kern w:val="0"/>
-          <w:sz w:val="21"/>
-          <w:szCs w:val="21"/>
-          <w:lang w:eastAsia="uk-UA"/>
-          <w14:ligatures w14:val="none"/>
-        </w:rPr>
-        <w:t xml:space="preserve"> </w:t>
+        <w:t xml:space="preserve"> r in </w:t>
       </w:r>
       <w:proofErr w:type="spellStart"/>
       <w:r>
@@ -7301,55 +7189,7 @@
           <w:lang w:eastAsia="uk-UA"/>
           <w14:ligatures w14:val="none"/>
         </w:rPr>
-        <w:t xml:space="preserve"> </w:t>
-      </w:r>
-      <w:proofErr w:type="spellStart"/>
-      <w:r>
-        <w:rPr>
-          <w:rFonts w:ascii="Consolas" w:eastAsia="Times New Roman" w:hAnsi="Consolas" w:cs="Times New Roman"/>
-          <w:kern w:val="0"/>
-          <w:sz w:val="21"/>
-          <w:szCs w:val="21"/>
-          <w:lang w:eastAsia="uk-UA"/>
-          <w14:ligatures w14:val="none"/>
-        </w:rPr>
-        <w:t>day</w:t>
-      </w:r>
-      <w:proofErr w:type="spellEnd"/>
-      <w:r>
-        <w:rPr>
-          <w:rFonts w:ascii="Consolas" w:eastAsia="Times New Roman" w:hAnsi="Consolas" w:cs="Times New Roman"/>
-          <w:kern w:val="0"/>
-          <w:sz w:val="21"/>
-          <w:szCs w:val="21"/>
-          <w:lang w:eastAsia="uk-UA"/>
-          <w14:ligatures w14:val="none"/>
-        </w:rPr>
-        <w:t xml:space="preserve"> </w:t>
-      </w:r>
-      <w:proofErr w:type="spellStart"/>
-      <w:r>
-        <w:rPr>
-          <w:rFonts w:ascii="Consolas" w:eastAsia="Times New Roman" w:hAnsi="Consolas" w:cs="Times New Roman"/>
-          <w:kern w:val="0"/>
-          <w:sz w:val="21"/>
-          <w:szCs w:val="21"/>
-          <w:lang w:eastAsia="uk-UA"/>
-          <w14:ligatures w14:val="none"/>
-        </w:rPr>
-        <w:t>in</w:t>
-      </w:r>
-      <w:proofErr w:type="spellEnd"/>
-      <w:r>
-        <w:rPr>
-          <w:rFonts w:ascii="Consolas" w:eastAsia="Times New Roman" w:hAnsi="Consolas" w:cs="Times New Roman"/>
-          <w:kern w:val="0"/>
-          <w:sz w:val="21"/>
-          <w:szCs w:val="21"/>
-          <w:lang w:eastAsia="uk-UA"/>
-          <w14:ligatures w14:val="none"/>
-        </w:rPr>
-        <w:t xml:space="preserve"> </w:t>
+        <w:t xml:space="preserve"> day in </w:t>
       </w:r>
       <w:proofErr w:type="spellStart"/>
       <w:r>
@@ -7446,55 +7286,7 @@
           <w:lang w:eastAsia="uk-UA"/>
           <w14:ligatures w14:val="none"/>
         </w:rPr>
-        <w:t xml:space="preserve"> </w:t>
-      </w:r>
-      <w:proofErr w:type="spellStart"/>
-      <w:r>
-        <w:rPr>
-          <w:rFonts w:ascii="Consolas" w:eastAsia="Times New Roman" w:hAnsi="Consolas" w:cs="Times New Roman"/>
-          <w:kern w:val="0"/>
-          <w:sz w:val="21"/>
-          <w:szCs w:val="21"/>
-          <w:lang w:eastAsia="uk-UA"/>
-          <w14:ligatures w14:val="none"/>
-        </w:rPr>
-        <w:t>tm</w:t>
-      </w:r>
-      <w:proofErr w:type="spellEnd"/>
-      <w:r>
-        <w:rPr>
-          <w:rFonts w:ascii="Consolas" w:eastAsia="Times New Roman" w:hAnsi="Consolas" w:cs="Times New Roman"/>
-          <w:kern w:val="0"/>
-          <w:sz w:val="21"/>
-          <w:szCs w:val="21"/>
-          <w:lang w:eastAsia="uk-UA"/>
-          <w14:ligatures w14:val="none"/>
-        </w:rPr>
-        <w:t xml:space="preserve"> </w:t>
-      </w:r>
-      <w:proofErr w:type="spellStart"/>
-      <w:r>
-        <w:rPr>
-          <w:rFonts w:ascii="Consolas" w:eastAsia="Times New Roman" w:hAnsi="Consolas" w:cs="Times New Roman"/>
-          <w:kern w:val="0"/>
-          <w:sz w:val="21"/>
-          <w:szCs w:val="21"/>
-          <w:lang w:eastAsia="uk-UA"/>
-          <w14:ligatures w14:val="none"/>
-        </w:rPr>
-        <w:t>in</w:t>
-      </w:r>
-      <w:proofErr w:type="spellEnd"/>
-      <w:r>
-        <w:rPr>
-          <w:rFonts w:ascii="Consolas" w:eastAsia="Times New Roman" w:hAnsi="Consolas" w:cs="Times New Roman"/>
-          <w:kern w:val="0"/>
-          <w:sz w:val="21"/>
-          <w:szCs w:val="21"/>
-          <w:lang w:eastAsia="uk-UA"/>
-          <w14:ligatures w14:val="none"/>
-        </w:rPr>
-        <w:t xml:space="preserve"> </w:t>
+        <w:t xml:space="preserve"> tm in </w:t>
       </w:r>
       <w:proofErr w:type="spellStart"/>
       <w:r>
@@ -7591,55 +7383,7 @@
           <w:lang w:eastAsia="uk-UA"/>
           <w14:ligatures w14:val="none"/>
         </w:rPr>
-        <w:t xml:space="preserve"> </w:t>
-      </w:r>
-      <w:proofErr w:type="spellStart"/>
-      <w:r>
-        <w:rPr>
-          <w:rFonts w:ascii="Consolas" w:eastAsia="Times New Roman" w:hAnsi="Consolas" w:cs="Times New Roman"/>
-          <w:kern w:val="0"/>
-          <w:sz w:val="21"/>
-          <w:szCs w:val="21"/>
-          <w:lang w:eastAsia="uk-UA"/>
-          <w14:ligatures w14:val="none"/>
-        </w:rPr>
-        <w:t>room</w:t>
-      </w:r>
-      <w:proofErr w:type="spellEnd"/>
-      <w:r>
-        <w:rPr>
-          <w:rFonts w:ascii="Consolas" w:eastAsia="Times New Roman" w:hAnsi="Consolas" w:cs="Times New Roman"/>
-          <w:kern w:val="0"/>
-          <w:sz w:val="21"/>
-          <w:szCs w:val="21"/>
-          <w:lang w:eastAsia="uk-UA"/>
-          <w14:ligatures w14:val="none"/>
-        </w:rPr>
-        <w:t xml:space="preserve"> </w:t>
-      </w:r>
-      <w:proofErr w:type="spellStart"/>
-      <w:r>
-        <w:rPr>
-          <w:rFonts w:ascii="Consolas" w:eastAsia="Times New Roman" w:hAnsi="Consolas" w:cs="Times New Roman"/>
-          <w:kern w:val="0"/>
-          <w:sz w:val="21"/>
-          <w:szCs w:val="21"/>
-          <w:lang w:eastAsia="uk-UA"/>
-          <w14:ligatures w14:val="none"/>
-        </w:rPr>
-        <w:t>in</w:t>
-      </w:r>
-      <w:proofErr w:type="spellEnd"/>
-      <w:r>
-        <w:rPr>
-          <w:rFonts w:ascii="Consolas" w:eastAsia="Times New Roman" w:hAnsi="Consolas" w:cs="Times New Roman"/>
-          <w:kern w:val="0"/>
-          <w:sz w:val="21"/>
-          <w:szCs w:val="21"/>
-          <w:lang w:eastAsia="uk-UA"/>
-          <w14:ligatures w14:val="none"/>
-        </w:rPr>
-        <w:t xml:space="preserve"> </w:t>
+        <w:t xml:space="preserve"> room in </w:t>
       </w:r>
       <w:proofErr w:type="spellStart"/>
       <w:r>
@@ -7712,55 +7456,7 @@
           <w:lang w:eastAsia="uk-UA"/>
           <w14:ligatures w14:val="none"/>
         </w:rPr>
-        <w:t xml:space="preserve"> </w:t>
-      </w:r>
-      <w:proofErr w:type="spellStart"/>
-      <w:r>
-        <w:rPr>
-          <w:rFonts w:ascii="Consolas" w:eastAsia="Times New Roman" w:hAnsi="Consolas" w:cs="Times New Roman"/>
-          <w:kern w:val="0"/>
-          <w:sz w:val="21"/>
-          <w:szCs w:val="21"/>
-          <w:lang w:eastAsia="uk-UA"/>
-          <w14:ligatures w14:val="none"/>
-        </w:rPr>
-        <w:t>grp</w:t>
-      </w:r>
-      <w:proofErr w:type="spellEnd"/>
-      <w:r>
-        <w:rPr>
-          <w:rFonts w:ascii="Consolas" w:eastAsia="Times New Roman" w:hAnsi="Consolas" w:cs="Times New Roman"/>
-          <w:kern w:val="0"/>
-          <w:sz w:val="21"/>
-          <w:szCs w:val="21"/>
-          <w:lang w:eastAsia="uk-UA"/>
-          <w14:ligatures w14:val="none"/>
-        </w:rPr>
-        <w:t xml:space="preserve"> </w:t>
-      </w:r>
-      <w:proofErr w:type="spellStart"/>
-      <w:r>
-        <w:rPr>
-          <w:rFonts w:ascii="Consolas" w:eastAsia="Times New Roman" w:hAnsi="Consolas" w:cs="Times New Roman"/>
-          <w:kern w:val="0"/>
-          <w:sz w:val="21"/>
-          <w:szCs w:val="21"/>
-          <w:lang w:eastAsia="uk-UA"/>
-          <w14:ligatures w14:val="none"/>
-        </w:rPr>
-        <w:t>in</w:t>
-      </w:r>
-      <w:proofErr w:type="spellEnd"/>
-      <w:r>
-        <w:rPr>
-          <w:rFonts w:ascii="Consolas" w:eastAsia="Times New Roman" w:hAnsi="Consolas" w:cs="Times New Roman"/>
-          <w:kern w:val="0"/>
-          <w:sz w:val="21"/>
-          <w:szCs w:val="21"/>
-          <w:lang w:eastAsia="uk-UA"/>
-          <w14:ligatures w14:val="none"/>
-        </w:rPr>
-        <w:t xml:space="preserve"> </w:t>
+        <w:t xml:space="preserve"> grp in </w:t>
       </w:r>
       <w:proofErr w:type="spellStart"/>
       <w:r>
@@ -7833,55 +7529,7 @@
           <w:lang w:eastAsia="uk-UA"/>
           <w14:ligatures w14:val="none"/>
         </w:rPr>
-        <w:t xml:space="preserve"> </w:t>
-      </w:r>
-      <w:proofErr w:type="spellStart"/>
-      <w:r>
-        <w:rPr>
-          <w:rFonts w:ascii="Consolas" w:eastAsia="Times New Roman" w:hAnsi="Consolas" w:cs="Times New Roman"/>
-          <w:kern w:val="0"/>
-          <w:sz w:val="21"/>
-          <w:szCs w:val="21"/>
-          <w:lang w:eastAsia="uk-UA"/>
-          <w14:ligatures w14:val="none"/>
-        </w:rPr>
-        <w:t>week</w:t>
-      </w:r>
-      <w:proofErr w:type="spellEnd"/>
-      <w:r>
-        <w:rPr>
-          <w:rFonts w:ascii="Consolas" w:eastAsia="Times New Roman" w:hAnsi="Consolas" w:cs="Times New Roman"/>
-          <w:kern w:val="0"/>
-          <w:sz w:val="21"/>
-          <w:szCs w:val="21"/>
-          <w:lang w:eastAsia="uk-UA"/>
-          <w14:ligatures w14:val="none"/>
-        </w:rPr>
-        <w:t xml:space="preserve"> </w:t>
-      </w:r>
-      <w:proofErr w:type="spellStart"/>
-      <w:r>
-        <w:rPr>
-          <w:rFonts w:ascii="Consolas" w:eastAsia="Times New Roman" w:hAnsi="Consolas" w:cs="Times New Roman"/>
-          <w:kern w:val="0"/>
-          <w:sz w:val="21"/>
-          <w:szCs w:val="21"/>
-          <w:lang w:eastAsia="uk-UA"/>
-          <w14:ligatures w14:val="none"/>
-        </w:rPr>
-        <w:t>in</w:t>
-      </w:r>
-      <w:proofErr w:type="spellEnd"/>
-      <w:r>
-        <w:rPr>
-          <w:rFonts w:ascii="Consolas" w:eastAsia="Times New Roman" w:hAnsi="Consolas" w:cs="Times New Roman"/>
-          <w:kern w:val="0"/>
-          <w:sz w:val="21"/>
-          <w:szCs w:val="21"/>
-          <w:lang w:eastAsia="uk-UA"/>
-          <w14:ligatures w14:val="none"/>
-        </w:rPr>
-        <w:t xml:space="preserve"> </w:t>
+        <w:t xml:space="preserve"> week in </w:t>
       </w:r>
       <w:proofErr w:type="spellStart"/>
       <w:r>
@@ -7954,55 +7602,7 @@
           <w:lang w:eastAsia="uk-UA"/>
           <w14:ligatures w14:val="none"/>
         </w:rPr>
-        <w:t xml:space="preserve"> </w:t>
-      </w:r>
-      <w:proofErr w:type="spellStart"/>
-      <w:r>
-        <w:rPr>
-          <w:rFonts w:ascii="Consolas" w:eastAsia="Times New Roman" w:hAnsi="Consolas" w:cs="Times New Roman"/>
-          <w:kern w:val="0"/>
-          <w:sz w:val="21"/>
-          <w:szCs w:val="21"/>
-          <w:lang w:eastAsia="uk-UA"/>
-          <w14:ligatures w14:val="none"/>
-        </w:rPr>
-        <w:t>tchr</w:t>
-      </w:r>
-      <w:proofErr w:type="spellEnd"/>
-      <w:r>
-        <w:rPr>
-          <w:rFonts w:ascii="Consolas" w:eastAsia="Times New Roman" w:hAnsi="Consolas" w:cs="Times New Roman"/>
-          <w:kern w:val="0"/>
-          <w:sz w:val="21"/>
-          <w:szCs w:val="21"/>
-          <w:lang w:eastAsia="uk-UA"/>
-          <w14:ligatures w14:val="none"/>
-        </w:rPr>
-        <w:t xml:space="preserve"> </w:t>
-      </w:r>
-      <w:proofErr w:type="spellStart"/>
-      <w:r>
-        <w:rPr>
-          <w:rFonts w:ascii="Consolas" w:eastAsia="Times New Roman" w:hAnsi="Consolas" w:cs="Times New Roman"/>
-          <w:kern w:val="0"/>
-          <w:sz w:val="21"/>
-          <w:szCs w:val="21"/>
-          <w:lang w:eastAsia="uk-UA"/>
-          <w14:ligatures w14:val="none"/>
-        </w:rPr>
-        <w:t>in</w:t>
-      </w:r>
-      <w:proofErr w:type="spellEnd"/>
-      <w:r>
-        <w:rPr>
-          <w:rFonts w:ascii="Consolas" w:eastAsia="Times New Roman" w:hAnsi="Consolas" w:cs="Times New Roman"/>
-          <w:kern w:val="0"/>
-          <w:sz w:val="21"/>
-          <w:szCs w:val="21"/>
-          <w:lang w:eastAsia="uk-UA"/>
-          <w14:ligatures w14:val="none"/>
-        </w:rPr>
-        <w:t xml:space="preserve"> </w:t>
+        <w:t xml:space="preserve"> tchr in </w:t>
       </w:r>
       <w:proofErr w:type="spellStart"/>
       <w:r>
@@ -8075,55 +7675,7 @@
           <w:lang w:eastAsia="uk-UA"/>
           <w14:ligatures w14:val="none"/>
         </w:rPr>
-        <w:t xml:space="preserve"> </w:t>
-      </w:r>
-      <w:proofErr w:type="spellStart"/>
-      <w:r>
-        <w:rPr>
-          <w:rFonts w:ascii="Consolas" w:eastAsia="Times New Roman" w:hAnsi="Consolas" w:cs="Times New Roman"/>
-          <w:kern w:val="0"/>
-          <w:sz w:val="21"/>
-          <w:szCs w:val="21"/>
-          <w:lang w:eastAsia="uk-UA"/>
-          <w14:ligatures w14:val="none"/>
-        </w:rPr>
-        <w:t>typ</w:t>
-      </w:r>
-      <w:proofErr w:type="spellEnd"/>
-      <w:r>
-        <w:rPr>
-          <w:rFonts w:ascii="Consolas" w:eastAsia="Times New Roman" w:hAnsi="Consolas" w:cs="Times New Roman"/>
-          <w:kern w:val="0"/>
-          <w:sz w:val="21"/>
-          <w:szCs w:val="21"/>
-          <w:lang w:eastAsia="uk-UA"/>
-          <w14:ligatures w14:val="none"/>
-        </w:rPr>
-        <w:t xml:space="preserve"> </w:t>
-      </w:r>
-      <w:proofErr w:type="spellStart"/>
-      <w:r>
-        <w:rPr>
-          <w:rFonts w:ascii="Consolas" w:eastAsia="Times New Roman" w:hAnsi="Consolas" w:cs="Times New Roman"/>
-          <w:kern w:val="0"/>
-          <w:sz w:val="21"/>
-          <w:szCs w:val="21"/>
-          <w:lang w:eastAsia="uk-UA"/>
-          <w14:ligatures w14:val="none"/>
-        </w:rPr>
-        <w:t>in</w:t>
-      </w:r>
-      <w:proofErr w:type="spellEnd"/>
-      <w:r>
-        <w:rPr>
-          <w:rFonts w:ascii="Consolas" w:eastAsia="Times New Roman" w:hAnsi="Consolas" w:cs="Times New Roman"/>
-          <w:kern w:val="0"/>
-          <w:sz w:val="21"/>
-          <w:szCs w:val="21"/>
-          <w:lang w:eastAsia="uk-UA"/>
-          <w14:ligatures w14:val="none"/>
-        </w:rPr>
-        <w:t xml:space="preserve"> </w:t>
+        <w:t xml:space="preserve"> typ in </w:t>
       </w:r>
       <w:proofErr w:type="spellStart"/>
       <w:r>
@@ -8318,31 +7870,7 @@
           <w:lang w:eastAsia="uk-UA"/>
           <w14:ligatures w14:val="none"/>
         </w:rPr>
-        <w:t xml:space="preserve"> r </w:t>
-      </w:r>
-      <w:proofErr w:type="spellStart"/>
-      <w:r>
-        <w:rPr>
-          <w:rFonts w:ascii="Consolas" w:eastAsia="Times New Roman" w:hAnsi="Consolas" w:cs="Times New Roman"/>
-          <w:kern w:val="0"/>
-          <w:sz w:val="21"/>
-          <w:szCs w:val="21"/>
-          <w:lang w:eastAsia="uk-UA"/>
-          <w14:ligatures w14:val="none"/>
-        </w:rPr>
-        <w:t>in</w:t>
-      </w:r>
-      <w:proofErr w:type="spellEnd"/>
-      <w:r>
-        <w:rPr>
-          <w:rFonts w:ascii="Consolas" w:eastAsia="Times New Roman" w:hAnsi="Consolas" w:cs="Times New Roman"/>
-          <w:kern w:val="0"/>
-          <w:sz w:val="21"/>
-          <w:szCs w:val="21"/>
-          <w:lang w:eastAsia="uk-UA"/>
-          <w14:ligatures w14:val="none"/>
-        </w:rPr>
-        <w:t xml:space="preserve"> </w:t>
+        <w:t xml:space="preserve"> r in </w:t>
       </w:r>
       <w:proofErr w:type="spellStart"/>
       <w:r>
@@ -11874,55 +11402,7 @@
           <w:lang w:eastAsia="uk-UA"/>
           <w14:ligatures w14:val="none"/>
         </w:rPr>
-        <w:t xml:space="preserve"> </w:t>
-      </w:r>
-      <w:proofErr w:type="spellStart"/>
-      <w:r>
-        <w:rPr>
-          <w:rFonts w:ascii="Consolas" w:eastAsia="Times New Roman" w:hAnsi="Consolas" w:cs="Times New Roman"/>
-          <w:kern w:val="0"/>
-          <w:sz w:val="21"/>
-          <w:szCs w:val="21"/>
-          <w:lang w:eastAsia="uk-UA"/>
-          <w14:ligatures w14:val="none"/>
-        </w:rPr>
-        <w:t>opt</w:t>
-      </w:r>
-      <w:proofErr w:type="spellEnd"/>
-      <w:r>
-        <w:rPr>
-          <w:rFonts w:ascii="Consolas" w:eastAsia="Times New Roman" w:hAnsi="Consolas" w:cs="Times New Roman"/>
-          <w:kern w:val="0"/>
-          <w:sz w:val="21"/>
-          <w:szCs w:val="21"/>
-          <w:lang w:eastAsia="uk-UA"/>
-          <w14:ligatures w14:val="none"/>
-        </w:rPr>
-        <w:t xml:space="preserve"> </w:t>
-      </w:r>
-      <w:proofErr w:type="spellStart"/>
-      <w:r>
-        <w:rPr>
-          <w:rFonts w:ascii="Consolas" w:eastAsia="Times New Roman" w:hAnsi="Consolas" w:cs="Times New Roman"/>
-          <w:kern w:val="0"/>
-          <w:sz w:val="21"/>
-          <w:szCs w:val="21"/>
-          <w:lang w:eastAsia="uk-UA"/>
-          <w14:ligatures w14:val="none"/>
-        </w:rPr>
-        <w:t>is</w:t>
-      </w:r>
-      <w:proofErr w:type="spellEnd"/>
-      <w:r>
-        <w:rPr>
-          <w:rFonts w:ascii="Consolas" w:eastAsia="Times New Roman" w:hAnsi="Consolas" w:cs="Times New Roman"/>
-          <w:kern w:val="0"/>
-          <w:sz w:val="21"/>
-          <w:szCs w:val="21"/>
-          <w:lang w:eastAsia="uk-UA"/>
-          <w14:ligatures w14:val="none"/>
-        </w:rPr>
-        <w:t xml:space="preserve"> </w:t>
+        <w:t xml:space="preserve"> opt is </w:t>
       </w:r>
       <w:proofErr w:type="spellStart"/>
       <w:r>
@@ -14106,31 +13586,7 @@
           <w:lang w:eastAsia="uk-UA"/>
           <w14:ligatures w14:val="none"/>
         </w:rPr>
-        <w:t xml:space="preserve"> </w:t>
-      </w:r>
-      <w:proofErr w:type="spellStart"/>
-      <w:r>
-        <w:rPr>
-          <w:rFonts w:ascii="Consolas" w:eastAsia="Times New Roman" w:hAnsi="Consolas" w:cs="Times New Roman"/>
-          <w:kern w:val="0"/>
-          <w:sz w:val="21"/>
-          <w:szCs w:val="21"/>
-          <w:lang w:eastAsia="uk-UA"/>
-          <w14:ligatures w14:val="none"/>
-        </w:rPr>
-        <w:t>not</w:t>
-      </w:r>
-      <w:proofErr w:type="spellEnd"/>
-      <w:r>
-        <w:rPr>
-          <w:rFonts w:ascii="Consolas" w:eastAsia="Times New Roman" w:hAnsi="Consolas" w:cs="Times New Roman"/>
-          <w:kern w:val="0"/>
-          <w:sz w:val="21"/>
-          <w:szCs w:val="21"/>
-          <w:lang w:eastAsia="uk-UA"/>
-          <w14:ligatures w14:val="none"/>
-        </w:rPr>
-        <w:t xml:space="preserve"> </w:t>
+        <w:t xml:space="preserve"> not </w:t>
       </w:r>
       <w:proofErr w:type="spellStart"/>
       <w:r>
@@ -14410,31 +13866,7 @@
           <w:lang w:eastAsia="uk-UA"/>
           <w14:ligatures w14:val="none"/>
         </w:rPr>
-        <w:t xml:space="preserve"> </w:t>
-      </w:r>
-      <w:proofErr w:type="spellStart"/>
-      <w:r>
-        <w:rPr>
-          <w:rFonts w:ascii="Consolas" w:eastAsia="Times New Roman" w:hAnsi="Consolas" w:cs="Times New Roman"/>
-          <w:kern w:val="0"/>
-          <w:sz w:val="21"/>
-          <w:szCs w:val="21"/>
-          <w:lang w:eastAsia="uk-UA"/>
-          <w14:ligatures w14:val="none"/>
-        </w:rPr>
-        <w:t>not</w:t>
-      </w:r>
-      <w:proofErr w:type="spellEnd"/>
-      <w:r>
-        <w:rPr>
-          <w:rFonts w:ascii="Consolas" w:eastAsia="Times New Roman" w:hAnsi="Consolas" w:cs="Times New Roman"/>
-          <w:kern w:val="0"/>
-          <w:sz w:val="21"/>
-          <w:szCs w:val="21"/>
-          <w:lang w:eastAsia="uk-UA"/>
-          <w14:ligatures w14:val="none"/>
-        </w:rPr>
-        <w:t xml:space="preserve"> </w:t>
+        <w:t xml:space="preserve"> not </w:t>
       </w:r>
       <w:proofErr w:type="spellStart"/>
       <w:r>
@@ -14715,31 +14147,7 @@
           <w:lang w:eastAsia="uk-UA"/>
           <w14:ligatures w14:val="none"/>
         </w:rPr>
-        <w:t xml:space="preserve"> </w:t>
-      </w:r>
-      <w:proofErr w:type="spellStart"/>
-      <w:r>
-        <w:rPr>
-          <w:rFonts w:ascii="Consolas" w:eastAsia="Times New Roman" w:hAnsi="Consolas" w:cs="Times New Roman"/>
-          <w:kern w:val="0"/>
-          <w:sz w:val="21"/>
-          <w:szCs w:val="21"/>
-          <w:lang w:eastAsia="uk-UA"/>
-          <w14:ligatures w14:val="none"/>
-        </w:rPr>
-        <w:t>not</w:t>
-      </w:r>
-      <w:proofErr w:type="spellEnd"/>
-      <w:r>
-        <w:rPr>
-          <w:rFonts w:ascii="Consolas" w:eastAsia="Times New Roman" w:hAnsi="Consolas" w:cs="Times New Roman"/>
-          <w:kern w:val="0"/>
-          <w:sz w:val="21"/>
-          <w:szCs w:val="21"/>
-          <w:lang w:eastAsia="uk-UA"/>
-          <w14:ligatures w14:val="none"/>
-        </w:rPr>
-        <w:t xml:space="preserve"> </w:t>
+        <w:t xml:space="preserve"> not </w:t>
       </w:r>
       <w:proofErr w:type="spellStart"/>
       <w:r>
@@ -18086,31 +17494,7 @@
           <w:lang w:eastAsia="uk-UA"/>
           <w14:ligatures w14:val="none"/>
         </w:rPr>
-        <w:t xml:space="preserve"> </w:t>
-      </w:r>
-      <w:proofErr w:type="spellStart"/>
-      <w:r>
-        <w:rPr>
-          <w:rFonts w:ascii="Consolas" w:eastAsia="Times New Roman" w:hAnsi="Consolas" w:cs="Times New Roman"/>
-          <w:kern w:val="0"/>
-          <w:sz w:val="21"/>
-          <w:szCs w:val="21"/>
-          <w:lang w:eastAsia="uk-UA"/>
-          <w14:ligatures w14:val="none"/>
-        </w:rPr>
-        <w:t>not</w:t>
-      </w:r>
-      <w:proofErr w:type="spellEnd"/>
-      <w:r>
-        <w:rPr>
-          <w:rFonts w:ascii="Consolas" w:eastAsia="Times New Roman" w:hAnsi="Consolas" w:cs="Times New Roman"/>
-          <w:kern w:val="0"/>
-          <w:sz w:val="21"/>
-          <w:szCs w:val="21"/>
-          <w:lang w:eastAsia="uk-UA"/>
-          <w14:ligatures w14:val="none"/>
-        </w:rPr>
-        <w:t xml:space="preserve"> </w:t>
+        <w:t xml:space="preserve"> not </w:t>
       </w:r>
       <w:proofErr w:type="spellStart"/>
       <w:r>
@@ -18886,55 +18270,7 @@
           <w:lang w:eastAsia="uk-UA"/>
           <w14:ligatures w14:val="none"/>
         </w:rPr>
-        <w:t xml:space="preserve"> = </w:t>
-      </w:r>
-      <w:proofErr w:type="spellStart"/>
-      <w:r>
-        <w:rPr>
-          <w:rFonts w:ascii="Consolas" w:eastAsia="Times New Roman" w:hAnsi="Consolas" w:cs="Times New Roman"/>
-          <w:kern w:val="0"/>
-          <w:sz w:val="21"/>
-          <w:szCs w:val="21"/>
-          <w:lang w:eastAsia="uk-UA"/>
-          <w14:ligatures w14:val="none"/>
-        </w:rPr>
-        <w:t>lesson_dialog</w:t>
-      </w:r>
-      <w:proofErr w:type="spellEnd"/>
-      <w:r>
-        <w:rPr>
-          <w:rFonts w:ascii="Consolas" w:eastAsia="Times New Roman" w:hAnsi="Consolas" w:cs="Times New Roman"/>
-          <w:kern w:val="0"/>
-          <w:sz w:val="21"/>
-          <w:szCs w:val="21"/>
-          <w:lang w:eastAsia="uk-UA"/>
-          <w14:ligatures w14:val="none"/>
-        </w:rPr>
-        <w:t>(</w:t>
-      </w:r>
-      <w:proofErr w:type="spellStart"/>
-      <w:r>
-        <w:rPr>
-          <w:rFonts w:ascii="Consolas" w:eastAsia="Times New Roman" w:hAnsi="Consolas" w:cs="Times New Roman"/>
-          <w:kern w:val="0"/>
-          <w:sz w:val="21"/>
-          <w:szCs w:val="21"/>
-          <w:lang w:eastAsia="uk-UA"/>
-          <w14:ligatures w14:val="none"/>
-        </w:rPr>
-        <w:t>root</w:t>
-      </w:r>
-      <w:proofErr w:type="spellEnd"/>
-      <w:r>
-        <w:rPr>
-          <w:rFonts w:ascii="Consolas" w:eastAsia="Times New Roman" w:hAnsi="Consolas" w:cs="Times New Roman"/>
-          <w:kern w:val="0"/>
-          <w:sz w:val="21"/>
-          <w:szCs w:val="21"/>
-          <w:lang w:eastAsia="uk-UA"/>
-          <w14:ligatures w14:val="none"/>
-        </w:rPr>
-        <w:t>,</w:t>
+        <w:t xml:space="preserve"> = lesson_dialog(root,</w:t>
       </w:r>
     </w:p>
     <w:p>
@@ -19616,31 +18952,7 @@
           <w:lang w:eastAsia="uk-UA"/>
           <w14:ligatures w14:val="none"/>
         </w:rPr>
-        <w:t xml:space="preserve"> </w:t>
-      </w:r>
-      <w:proofErr w:type="spellStart"/>
-      <w:r>
-        <w:rPr>
-          <w:rFonts w:ascii="Consolas" w:eastAsia="Times New Roman" w:hAnsi="Consolas" w:cs="Times New Roman"/>
-          <w:kern w:val="0"/>
-          <w:sz w:val="21"/>
-          <w:szCs w:val="21"/>
-          <w:lang w:eastAsia="uk-UA"/>
-          <w14:ligatures w14:val="none"/>
-        </w:rPr>
-        <w:t>not</w:t>
-      </w:r>
-      <w:proofErr w:type="spellEnd"/>
-      <w:r>
-        <w:rPr>
-          <w:rFonts w:ascii="Consolas" w:eastAsia="Times New Roman" w:hAnsi="Consolas" w:cs="Times New Roman"/>
-          <w:kern w:val="0"/>
-          <w:sz w:val="21"/>
-          <w:szCs w:val="21"/>
-          <w:lang w:eastAsia="uk-UA"/>
-          <w14:ligatures w14:val="none"/>
-        </w:rPr>
-        <w:t xml:space="preserve"> </w:t>
+        <w:t xml:space="preserve"> not </w:t>
       </w:r>
       <w:proofErr w:type="spellStart"/>
       <w:r>
@@ -22478,55 +21790,7 @@
           <w:lang w:eastAsia="uk-UA"/>
           <w14:ligatures w14:val="none"/>
         </w:rPr>
-        <w:t xml:space="preserve"> = </w:t>
-      </w:r>
-      <w:proofErr w:type="spellStart"/>
-      <w:r>
-        <w:rPr>
-          <w:rFonts w:ascii="Consolas" w:eastAsia="Times New Roman" w:hAnsi="Consolas" w:cs="Times New Roman"/>
-          <w:kern w:val="0"/>
-          <w:sz w:val="21"/>
-          <w:szCs w:val="21"/>
-          <w:lang w:eastAsia="uk-UA"/>
-          <w14:ligatures w14:val="none"/>
-        </w:rPr>
-        <w:t>tk.LabelFrame</w:t>
-      </w:r>
-      <w:proofErr w:type="spellEnd"/>
-      <w:r>
-        <w:rPr>
-          <w:rFonts w:ascii="Consolas" w:eastAsia="Times New Roman" w:hAnsi="Consolas" w:cs="Times New Roman"/>
-          <w:kern w:val="0"/>
-          <w:sz w:val="21"/>
-          <w:szCs w:val="21"/>
-          <w:lang w:eastAsia="uk-UA"/>
-          <w14:ligatures w14:val="none"/>
-        </w:rPr>
-        <w:t>(</w:t>
-      </w:r>
-      <w:proofErr w:type="spellStart"/>
-      <w:r>
-        <w:rPr>
-          <w:rFonts w:ascii="Consolas" w:eastAsia="Times New Roman" w:hAnsi="Consolas" w:cs="Times New Roman"/>
-          <w:kern w:val="0"/>
-          <w:sz w:val="21"/>
-          <w:szCs w:val="21"/>
-          <w:lang w:eastAsia="uk-UA"/>
-          <w14:ligatures w14:val="none"/>
-        </w:rPr>
-        <w:t>root</w:t>
-      </w:r>
-      <w:proofErr w:type="spellEnd"/>
-      <w:r>
-        <w:rPr>
-          <w:rFonts w:ascii="Consolas" w:eastAsia="Times New Roman" w:hAnsi="Consolas" w:cs="Times New Roman"/>
-          <w:kern w:val="0"/>
-          <w:sz w:val="21"/>
-          <w:szCs w:val="21"/>
-          <w:lang w:eastAsia="uk-UA"/>
-          <w14:ligatures w14:val="none"/>
-        </w:rPr>
-        <w:t>,</w:t>
+        <w:t xml:space="preserve"> = tk.LabelFrame(root,</w:t>
       </w:r>
     </w:p>
     <w:p>
@@ -25260,55 +24524,7 @@
           <w:lang w:eastAsia="uk-UA"/>
           <w14:ligatures w14:val="none"/>
         </w:rPr>
-        <w:t xml:space="preserve"> </w:t>
-      </w:r>
-      <w:proofErr w:type="spellStart"/>
-      <w:r>
-        <w:rPr>
-          <w:rFonts w:ascii="Consolas" w:eastAsia="Times New Roman" w:hAnsi="Consolas" w:cs="Times New Roman"/>
-          <w:kern w:val="0"/>
-          <w:sz w:val="21"/>
-          <w:szCs w:val="21"/>
-          <w:lang w:eastAsia="uk-UA"/>
-          <w14:ligatures w14:val="none"/>
-        </w:rPr>
-        <w:t>opts</w:t>
-      </w:r>
-      <w:proofErr w:type="spellEnd"/>
-      <w:r>
-        <w:rPr>
-          <w:rFonts w:ascii="Consolas" w:eastAsia="Times New Roman" w:hAnsi="Consolas" w:cs="Times New Roman"/>
-          <w:kern w:val="0"/>
-          <w:sz w:val="21"/>
-          <w:szCs w:val="21"/>
-          <w:lang w:eastAsia="uk-UA"/>
-          <w14:ligatures w14:val="none"/>
-        </w:rPr>
-        <w:t xml:space="preserve"> </w:t>
-      </w:r>
-      <w:proofErr w:type="spellStart"/>
-      <w:r>
-        <w:rPr>
-          <w:rFonts w:ascii="Consolas" w:eastAsia="Times New Roman" w:hAnsi="Consolas" w:cs="Times New Roman"/>
-          <w:kern w:val="0"/>
-          <w:sz w:val="21"/>
-          <w:szCs w:val="21"/>
-          <w:lang w:eastAsia="uk-UA"/>
-          <w14:ligatures w14:val="none"/>
-        </w:rPr>
-        <w:t>is</w:t>
-      </w:r>
-      <w:proofErr w:type="spellEnd"/>
-      <w:r>
-        <w:rPr>
-          <w:rFonts w:ascii="Consolas" w:eastAsia="Times New Roman" w:hAnsi="Consolas" w:cs="Times New Roman"/>
-          <w:kern w:val="0"/>
-          <w:sz w:val="21"/>
-          <w:szCs w:val="21"/>
-          <w:lang w:eastAsia="uk-UA"/>
-          <w14:ligatures w14:val="none"/>
-        </w:rPr>
-        <w:t xml:space="preserve"> </w:t>
+        <w:t xml:space="preserve"> opts is </w:t>
       </w:r>
       <w:proofErr w:type="spellStart"/>
       <w:r>
@@ -27697,31 +26913,7 @@
           <w:lang w:eastAsia="uk-UA"/>
           <w14:ligatures w14:val="none"/>
         </w:rPr>
-        <w:t xml:space="preserve">=0, </w:t>
-      </w:r>
-      <w:proofErr w:type="spellStart"/>
-      <w:r>
-        <w:rPr>
-          <w:rFonts w:ascii="Consolas" w:eastAsia="Times New Roman" w:hAnsi="Consolas" w:cs="Times New Roman"/>
-          <w:kern w:val="0"/>
-          <w:sz w:val="21"/>
-          <w:szCs w:val="21"/>
-          <w:lang w:eastAsia="uk-UA"/>
-          <w14:ligatures w14:val="none"/>
-        </w:rPr>
-        <w:t>columnspan</w:t>
-      </w:r>
-      <w:proofErr w:type="spellEnd"/>
-      <w:r>
-        <w:rPr>
-          <w:rFonts w:ascii="Consolas" w:eastAsia="Times New Roman" w:hAnsi="Consolas" w:cs="Times New Roman"/>
-          <w:kern w:val="0"/>
-          <w:sz w:val="21"/>
-          <w:szCs w:val="21"/>
-          <w:lang w:eastAsia="uk-UA"/>
-          <w14:ligatures w14:val="none"/>
-        </w:rPr>
-        <w:t>=2,</w:t>
+        <w:t>=0, columnspan=2,</w:t>
       </w:r>
     </w:p>
     <w:p>
@@ -28349,31 +27541,7 @@
           <w:lang w:eastAsia="uk-UA"/>
           <w14:ligatures w14:val="none"/>
         </w:rPr>
-        <w:t xml:space="preserve">=0, </w:t>
-      </w:r>
-      <w:proofErr w:type="spellStart"/>
-      <w:r>
-        <w:rPr>
-          <w:rFonts w:ascii="Consolas" w:eastAsia="Times New Roman" w:hAnsi="Consolas" w:cs="Times New Roman"/>
-          <w:kern w:val="0"/>
-          <w:sz w:val="21"/>
-          <w:szCs w:val="21"/>
-          <w:lang w:eastAsia="uk-UA"/>
-          <w14:ligatures w14:val="none"/>
-        </w:rPr>
-        <w:t>columnspan</w:t>
-      </w:r>
-      <w:proofErr w:type="spellEnd"/>
-      <w:r>
-        <w:rPr>
-          <w:rFonts w:ascii="Consolas" w:eastAsia="Times New Roman" w:hAnsi="Consolas" w:cs="Times New Roman"/>
-          <w:kern w:val="0"/>
-          <w:sz w:val="21"/>
-          <w:szCs w:val="21"/>
-          <w:lang w:eastAsia="uk-UA"/>
-          <w14:ligatures w14:val="none"/>
-        </w:rPr>
-        <w:t>=2,</w:t>
+        <w:t>=0, columnspan=2,</w:t>
       </w:r>
     </w:p>
     <w:p>
@@ -28533,31 +27701,7 @@
           <w:lang w:eastAsia="uk-UA"/>
           <w14:ligatures w14:val="none"/>
         </w:rPr>
-        <w:t xml:space="preserve"> v </w:t>
-      </w:r>
-      <w:proofErr w:type="spellStart"/>
-      <w:r>
-        <w:rPr>
-          <w:rFonts w:ascii="Consolas" w:eastAsia="Times New Roman" w:hAnsi="Consolas" w:cs="Times New Roman"/>
-          <w:kern w:val="0"/>
-          <w:sz w:val="21"/>
-          <w:szCs w:val="21"/>
-          <w:lang w:eastAsia="uk-UA"/>
-          <w14:ligatures w14:val="none"/>
-        </w:rPr>
-        <w:t>in</w:t>
-      </w:r>
-      <w:proofErr w:type="spellEnd"/>
-      <w:r>
-        <w:rPr>
-          <w:rFonts w:ascii="Consolas" w:eastAsia="Times New Roman" w:hAnsi="Consolas" w:cs="Times New Roman"/>
-          <w:kern w:val="0"/>
-          <w:sz w:val="21"/>
-          <w:szCs w:val="21"/>
-          <w:lang w:eastAsia="uk-UA"/>
-          <w14:ligatures w14:val="none"/>
-        </w:rPr>
-        <w:t xml:space="preserve"> </w:t>
+        <w:t xml:space="preserve"> v in </w:t>
       </w:r>
       <w:proofErr w:type="spellStart"/>
       <w:r>
@@ -30039,31 +29183,7 @@
           <w:lang w:eastAsia="uk-UA"/>
           <w14:ligatures w14:val="none"/>
         </w:rPr>
-        <w:t xml:space="preserve">] = </w:t>
-      </w:r>
-      <w:proofErr w:type="spellStart"/>
-      <w:r>
-        <w:rPr>
-          <w:rFonts w:ascii="Consolas" w:eastAsia="Times New Roman" w:hAnsi="Consolas" w:cs="Times New Roman"/>
-          <w:kern w:val="0"/>
-          <w:sz w:val="21"/>
-          <w:szCs w:val="21"/>
-          <w:lang w:eastAsia="uk-UA"/>
-          <w14:ligatures w14:val="none"/>
-        </w:rPr>
-        <w:t>not</w:t>
-      </w:r>
-      <w:proofErr w:type="spellEnd"/>
-      <w:r>
-        <w:rPr>
-          <w:rFonts w:ascii="Consolas" w:eastAsia="Times New Roman" w:hAnsi="Consolas" w:cs="Times New Roman"/>
-          <w:kern w:val="0"/>
-          <w:sz w:val="21"/>
-          <w:szCs w:val="21"/>
-          <w:lang w:eastAsia="uk-UA"/>
-          <w14:ligatures w14:val="none"/>
-        </w:rPr>
-        <w:t xml:space="preserve"> </w:t>
+        <w:t xml:space="preserve">] = not </w:t>
       </w:r>
       <w:proofErr w:type="spellStart"/>
       <w:r>
@@ -36670,6 +35790,7 @@
   <w:style w:type="character" w:default="1" w:styleId="a0">
     <w:name w:val="Default Paragraph Font"/>
     <w:uiPriority w:val="1"/>
+    <w:semiHidden/>
     <w:unhideWhenUsed/>
   </w:style>
   <w:style w:type="table" w:default="1" w:styleId="a1">
